--- a/klagomål/A 6475-2025 FSC-klagomål.docx
+++ b/klagomål/A 6475-2025 FSC-klagomål.docx
@@ -986,7 +986,7 @@
     <w:r>
       <w:tab/>
       <w:tab/>
-      <w:t>2025-02-14</w:t>
+      <w:t>2025-02-15</w:t>
       <w:br/>
       <w:br/>
     </w:r>

--- a/klagomål/A 6475-2025 FSC-klagomål.docx
+++ b/klagomål/A 6475-2025 FSC-klagomål.docx
@@ -986,7 +986,7 @@
     <w:r>
       <w:tab/>
       <w:tab/>
-      <w:t>2025-02-15</w:t>
+      <w:t>2025-02-16</w:t>
       <w:br/>
       <w:br/>
     </w:r>

--- a/klagomål/A 6475-2025 FSC-klagomål.docx
+++ b/klagomål/A 6475-2025 FSC-klagomål.docx
@@ -986,7 +986,7 @@
     <w:r>
       <w:tab/>
       <w:tab/>
-      <w:t>2025-02-16</w:t>
+      <w:t>2025-02-17</w:t>
       <w:br/>
       <w:br/>
     </w:r>

--- a/klagomål/A 6475-2025 FSC-klagomål.docx
+++ b/klagomål/A 6475-2025 FSC-klagomål.docx
@@ -986,7 +986,7 @@
     <w:r>
       <w:tab/>
       <w:tab/>
-      <w:t>2025-02-17</w:t>
+      <w:t>2025-02-18</w:t>
       <w:br/>
       <w:br/>
     </w:r>

--- a/klagomål/A 6475-2025 FSC-klagomål.docx
+++ b/klagomål/A 6475-2025 FSC-klagomål.docx
@@ -986,7 +986,7 @@
     <w:r>
       <w:tab/>
       <w:tab/>
-      <w:t>2025-02-18</w:t>
+      <w:t>2025-02-19</w:t>
       <w:br/>
       <w:br/>
     </w:r>

--- a/klagomål/A 6475-2025 FSC-klagomål.docx
+++ b/klagomål/A 6475-2025 FSC-klagomål.docx
@@ -986,7 +986,7 @@
     <w:r>
       <w:tab/>
       <w:tab/>
-      <w:t>2025-02-19</w:t>
+      <w:t>2025-02-20</w:t>
       <w:br/>
       <w:br/>
     </w:r>

--- a/klagomål/A 6475-2025 FSC-klagomål.docx
+++ b/klagomål/A 6475-2025 FSC-klagomål.docx
@@ -986,7 +986,7 @@
     <w:r>
       <w:tab/>
       <w:tab/>
-      <w:t>2025-02-20</w:t>
+      <w:t>2025-02-21</w:t>
       <w:br/>
       <w:br/>
     </w:r>

--- a/klagomål/A 6475-2025 FSC-klagomål.docx
+++ b/klagomål/A 6475-2025 FSC-klagomål.docx
@@ -986,7 +986,7 @@
     <w:r>
       <w:tab/>
       <w:tab/>
-      <w:t>2025-02-21</w:t>
+      <w:t>2025-02-22</w:t>
       <w:br/>
       <w:br/>
     </w:r>

--- a/klagomål/A 6475-2025 FSC-klagomål.docx
+++ b/klagomål/A 6475-2025 FSC-klagomål.docx
@@ -986,7 +986,7 @@
     <w:r>
       <w:tab/>
       <w:tab/>
-      <w:t>2025-02-22</w:t>
+      <w:t>2025-02-23</w:t>
       <w:br/>
       <w:br/>
     </w:r>

--- a/klagomål/A 6475-2025 FSC-klagomål.docx
+++ b/klagomål/A 6475-2025 FSC-klagomål.docx
@@ -986,7 +986,7 @@
     <w:r>
       <w:tab/>
       <w:tab/>
-      <w:t>2025-02-23</w:t>
+      <w:t>2025-02-24</w:t>
       <w:br/>
       <w:br/>
     </w:r>

--- a/klagomål/A 6475-2025 FSC-klagomål.docx
+++ b/klagomål/A 6475-2025 FSC-klagomål.docx
@@ -986,7 +986,7 @@
     <w:r>
       <w:tab/>
       <w:tab/>
-      <w:t>2025-02-24</w:t>
+      <w:t>2025-02-25</w:t>
       <w:br/>
       <w:br/>
     </w:r>

--- a/klagomål/A 6475-2025 FSC-klagomål.docx
+++ b/klagomål/A 6475-2025 FSC-klagomål.docx
@@ -191,7 +191,7 @@
     </w:p>
     <w:p>
       <w:r>
-        <w:t>I avverkningsanmälan har följande 3 naturvårdsarter hittats: knärot (VU, §8), spillkråka (NT, §4) och grovticka (S). Av dessa är 2 rödlistade. För rödlistade arter har rödlistekategorin angivits inom parentes. Arter som är signalarter enligt Skogsstyrelsen har markerats med (S). För fridlysta arter anges även paragrafen i Artskyddsförordningen som arten är fridlyst enligt.</w:t>
+        <w:t>I avverkningsanmälan har följande 5 naturvårdsarter hittats: knärot (VU, §8), spillkråka (NT, §4), ullticka (NT), grovticka (S) och murgröna (S). Av dessa är 3 rödlistade. För rödlistade arter har rödlistekategorin angivits inom parentes. Arter som är signalarter enligt Skogsstyrelsen har markerats med (S). För fridlysta arter anges även paragrafen i Artskyddsförordningen som arten är fridlyst enligt.</w:t>
       </w:r>
     </w:p>
     <w:p>
@@ -286,7 +286,7 @@
     </w:p>
     <w:p>
       <w:r>
-        <w:t>I det avverkningsanmälda området finns 1 fyndplatser för knärot registrerade på Artportalen. Figur 2 visar gränserna för buffertzoner på 50 m, som behöver lämnas kring fyndplatserna för att knärotslokalerna inte ska försvinna vid en avverkning. Av det avverkningsanmälda området överlappar 0.59 ha med buffertzonerna och får av detta skäl inte avverkas.</w:t>
+        <w:t>I det avverkningsanmälda området finns 9 fyndplatser för knärot registrerade på Artportalen. Figur 2 visar gränserna för buffertzoner på 50 m, som behöver lämnas kring fyndplatserna för att knärotslokalerna inte ska försvinna vid en avverkning. Av det avverkningsanmälda området överlappar 1.49 ha med buffertzonerna och får av detta skäl inte avverkas.</w:t>
       </w:r>
     </w:p>
     <w:p>
@@ -463,7 +463,7 @@
         <w:rPr>
           <w:i/>
         </w:rPr>
-        <w:t>I det avverkningsanmälda skogsområdet har 3 naturvårdsarter varav 2 rödlistade arter sina livsmiljöer och växtplatser.</w:t>
+        <w:t>I det avverkningsanmälda skogsområdet har 5 naturvårdsarter varav 3 rödlistade arter sina livsmiljöer och växtplatser.</w:t>
       </w:r>
     </w:p>
     <w:p>
@@ -986,7 +986,7 @@
     <w:r>
       <w:tab/>
       <w:tab/>
-      <w:t>2025-02-25</w:t>
+      <w:t>2025-02-26</w:t>
       <w:br/>
       <w:br/>
     </w:r>

--- a/klagomål/A 6475-2025 FSC-klagomål.docx
+++ b/klagomål/A 6475-2025 FSC-klagomål.docx
@@ -986,7 +986,7 @@
     <w:r>
       <w:tab/>
       <w:tab/>
-      <w:t>2025-02-26</w:t>
+      <w:t>2025-02-27</w:t>
       <w:br/>
       <w:br/>
     </w:r>

--- a/klagomål/A 6475-2025 FSC-klagomål.docx
+++ b/klagomål/A 6475-2025 FSC-klagomål.docx
@@ -986,7 +986,7 @@
     <w:r>
       <w:tab/>
       <w:tab/>
-      <w:t>2025-02-27</w:t>
+      <w:t>2025-02-28</w:t>
       <w:br/>
       <w:br/>
     </w:r>

--- a/klagomål/A 6475-2025 FSC-klagomål.docx
+++ b/klagomål/A 6475-2025 FSC-klagomål.docx
@@ -986,7 +986,7 @@
     <w:r>
       <w:tab/>
       <w:tab/>
-      <w:t>2025-02-28</w:t>
+      <w:t>2025-03-01</w:t>
       <w:br/>
       <w:br/>
     </w:r>

--- a/klagomål/A 6475-2025 FSC-klagomål.docx
+++ b/klagomål/A 6475-2025 FSC-klagomål.docx
@@ -986,7 +986,7 @@
     <w:r>
       <w:tab/>
       <w:tab/>
-      <w:t>2025-03-01</w:t>
+      <w:t>2025-03-02</w:t>
       <w:br/>
       <w:br/>
     </w:r>

--- a/klagomål/A 6475-2025 FSC-klagomål.docx
+++ b/klagomål/A 6475-2025 FSC-klagomål.docx
@@ -986,7 +986,7 @@
     <w:r>
       <w:tab/>
       <w:tab/>
-      <w:t>2025-03-02</w:t>
+      <w:t>2025-03-03</w:t>
       <w:br/>
       <w:br/>
     </w:r>

--- a/klagomål/A 6475-2025 FSC-klagomål.docx
+++ b/klagomål/A 6475-2025 FSC-klagomål.docx
@@ -986,7 +986,7 @@
     <w:r>
       <w:tab/>
       <w:tab/>
-      <w:t>2025-03-03</w:t>
+      <w:t>2025-03-04</w:t>
       <w:br/>
       <w:br/>
     </w:r>

--- a/klagomål/A 6475-2025 FSC-klagomål.docx
+++ b/klagomål/A 6475-2025 FSC-klagomål.docx
@@ -986,7 +986,7 @@
     <w:r>
       <w:tab/>
       <w:tab/>
-      <w:t>2025-03-04</w:t>
+      <w:t>2025-03-05</w:t>
       <w:br/>
       <w:br/>
     </w:r>

--- a/klagomål/A 6475-2025 FSC-klagomål.docx
+++ b/klagomål/A 6475-2025 FSC-klagomål.docx
@@ -986,7 +986,7 @@
     <w:r>
       <w:tab/>
       <w:tab/>
-      <w:t>2025-03-05</w:t>
+      <w:t>2025-03-06</w:t>
       <w:br/>
       <w:br/>
     </w:r>

--- a/klagomål/A 6475-2025 FSC-klagomål.docx
+++ b/klagomål/A 6475-2025 FSC-klagomål.docx
@@ -986,7 +986,7 @@
     <w:r>
       <w:tab/>
       <w:tab/>
-      <w:t>2025-03-06</w:t>
+      <w:t>2025-03-07</w:t>
       <w:br/>
       <w:br/>
     </w:r>
